--- a/livrables/lecons/astrologie-karmique/2026-10-08_lecon-astrologie-karmique_10_lilith-points-fictifs-statut-objets.docx
+++ b/livrables/lecons/astrologie-karmique/2026-10-08_lecon-astrologie-karmique_10_lilith-points-fictifs-statut-objets.docx
@@ -437,7 +437,20 @@
           <w:sz w:val="22"/>
           <w:szCs w:val="22"/>
         </w:rPr>
-        <w:t xml:space="preserve">L'orbite de la Lune autour de la Terre n'est pas un cercle mais une ellipse d'excentricité ~0,055. Cette ellipse a deux points remarquables :</w:t>
+        <w:t xml:space="preserve">L'orbite de la Lune autour de la Terre n'est pas un cercle mais une ellipse d'excentricité moyenne 0,0549. Cette ellipse a deux points remarquables :</w:t>
+      </w:r>
+      <w:r>
+        <w:rPr>
+          <w:rFonts w:ascii="Times New Roman" w:cs="Times New Roman" w:eastAsia="Times New Roman" w:hAnsi="Times New Roman"/>
+          <w:b w:val="false"/>
+          <w:bCs w:val="false"/>
+          <w:i/>
+          <w:iCs/>
+          <w:color w:val="6B7280"/>
+          <w:sz w:val="20"/>
+          <w:szCs w:val="20"/>
+        </w:rPr>
+        <w:t xml:space="preserve"> [Corrigé le 08/10/2026 : la leçon écrivait « ~0,055 » sans source. La valeur est juste au centième près et elle figure dans la phrase même que la leçon cite plus bas : « The Moon revolves around Earth in an elliptical orbit with a mean eccentricity of 0.0549. Thus, the Moon's center-to-center distance from Earth varies with mean values of 363,396 km at perigee to 405,504 km at apogee » (NASA, eclipse.gsfc.nasa.gov/SEhelp/moonorbit.html, consultée le 08/10/2026)]</w:t>
       </w:r>
     </w:p>
     <w:p>
@@ -628,7 +641,7 @@
           <w:sz w:val="22"/>
           <w:szCs w:val="22"/>
         </w:rPr>
-        <w:t xml:space="preserve"> : c'est un point géométrique, le foyer secondaire de l'ellipse orbitale (le foyer principal étant occupé par la Terre). L'IMCCE définit l'apoastre dans son glossaire en ligne (</w:t>
+        <w:t xml:space="preserve"> : c'est un point géométrique, le point de l'orbite le plus éloigné du foyer de l'ellipse occupé par la Terre. L'IMCCE définit l'apoastre dans son glossaire en ligne (</w:t>
       </w:r>
       <w:hyperlink w:history="1" r:id="rIdbibh2gtb8jdsqvotpygr3">
         <w:r>
@@ -655,6 +668,19 @@
         </w:rPr>
         <w:t xml:space="preserve">, HTTP 200, 51 138 caractères, testé le 08/10/2026) — le terme "apoastre" y apparaît 5 fois, en relation avec les notions d'ellipse et de foyer. L'apogée est le nom spécifique de l'apoastre quand le corps central est la Terre.</w:t>
       </w:r>
+      <w:r>
+        <w:rPr>
+          <w:rFonts w:ascii="Times New Roman" w:cs="Times New Roman" w:eastAsia="Times New Roman" w:hAnsi="Times New Roman"/>
+          <w:b w:val="false"/>
+          <w:bCs w:val="false"/>
+          <w:i/>
+          <w:iCs/>
+          <w:color w:val="6B7280"/>
+          <w:sz w:val="20"/>
+          <w:szCs w:val="20"/>
+        </w:rPr>
+        <w:t xml:space="preserve"> [Corrigé le 08/10/2026 : la leçon écrivait « le foyer secondaire de l'ellipse orbitale (le foyer principal étant occupé par la Terre) ». C'est faux, et le glossaire cité dans la phrase suivante le dit : « Apoastre. Sur une orbite elliptique, le point le plus éloigné du foyer de l'ellipse occupé par le corps central » et « Apogée. Voir Apoastre. » L'apogée est un point situé SUR l'ellipse ; le second foyer est un point vide à l'intérieur de l'ellipse, distinct de l'apogée. La conclusion du paragraphe — ce n'est pas un corps, c'est un point géométrique — est inchangée]</w:t>
+      </w:r>
     </w:p>
     <w:p>
       <w:pPr>
@@ -672,7 +698,20 @@
           <w:sz w:val="22"/>
           <w:szCs w:val="22"/>
         </w:rPr>
-        <w:t xml:space="preserve">Cet apogée géométrique se déplace lentement dans l'espace : l'axe de l'ellipse lunaire effectue une rotation complète en environ 8,85 ans — constante astronomique standard liée à la précession des apsides, non relevée explicitement sur les pages citées (la page NASA traite le mois anomalistique et les perturbations, sans donner ce cycle global de précession).</w:t>
+        <w:t xml:space="preserve">Cet apogée géométrique se déplace lentement dans l'espace : l'axe de l'ellipse lunaire effectue une rotation complète en environ 8,85 ans — valeur donnée par la page NASA déjà citée, qui écrit « it takes 8.85 years (3231.6 days) for the line of apsides to make one complete revolution with respect to the stars », et qui y revient deux fois (« after a total interval of 8.85 years » ; « the influence of the 8.85-year cycle in the alignment of the major axes »).</w:t>
+      </w:r>
+      <w:r>
+        <w:rPr>
+          <w:rFonts w:ascii="Times New Roman" w:cs="Times New Roman" w:eastAsia="Times New Roman" w:hAnsi="Times New Roman"/>
+          <w:b w:val="false"/>
+          <w:bCs w:val="false"/>
+          <w:i/>
+          <w:iCs/>
+          <w:color w:val="6B7280"/>
+          <w:sz w:val="20"/>
+          <w:szCs w:val="20"/>
+        </w:rPr>
+        <w:t xml:space="preserve"> [Corrigé le 08/10/2026 : la leçon déclarait cette valeur « non relevée explicitement sur les pages citées (la page NASA traite le mois anomalistique et les perturbations, sans donner ce cycle global de précession) ». La page NASA la donne trois fois, dont une fois en toutes lettres sur la ligne des apsides : réserve d'ignorance posée sur un chiffre que la source énonce]</w:t>
       </w:r>
     </w:p>
     <w:p>
@@ -1018,7 +1057,20 @@
           <w:sz w:val="22"/>
           <w:szCs w:val="22"/>
         </w:rPr>
-        <w:t xml:space="preserve">Ces quatre astéroïdes sont des corps réels, les premiers découverts après Uranus (1781). Tous quatre orbitent dans la ceinture principale (entre Mars et Jupiter) et ont été initialement classifiés comme planètes avant d'être reclassifiés en astéroïdes au milieu du XIXe siècle. Leurs découvertes sont confirmées par les fiches du Centre des planètes mineures de l'UAI.</w:t>
+        <w:t xml:space="preserve">Ces quatre astéroïdes sont des corps réels, les premiers découverts après Uranus (1781). Tous quatre orbitent dans la ceinture principale (entre Mars et Jupiter) et ont été initialement classifiés comme planètes avant d'être reclassifiés en astéroïdes au milieu du XIXe siècle. Les découvertes de Pallas, Junon et Vesta sont confirmées par les fiches du Centre des planètes mineures de l'UAI ; celle de Cérès ne l'est que par la page de la NASA citée plus bas, qui donne l'année sans la date ni le lieu.</w:t>
+      </w:r>
+      <w:r>
+        <w:rPr>
+          <w:rFonts w:ascii="Times New Roman" w:cs="Times New Roman" w:eastAsia="Times New Roman" w:hAnsi="Times New Roman"/>
+          <w:b w:val="false"/>
+          <w:bCs w:val="false"/>
+          <w:i/>
+          <w:iCs/>
+          <w:color w:val="6B7280"/>
+          <w:sz w:val="20"/>
+          <w:szCs w:val="20"/>
+        </w:rPr>
+        <w:t xml:space="preserve"> [Corrigé le 08/10/2026 : la leçon écrivait « Leurs découvertes sont confirmées par les fiches du Centre des planètes mineures de l'UAI », au pluriel : il n'y a aucune fiche MPC de Cérès parmi les dix sources, et la page de la NASA dit seulement « Giuseppe Piazzi spotted it in 1801 » — « january » et « Palermo » y comptent zéro occurrence. Deux autres énoncés de ce paragraphe ne portent de source sur aucune des dix pages consultées et sont conservés tels quels, désormais déclarés : « les premiers découverts après Uranus (1781) » et « initialement classifiés comme planètes avant d'être reclassifiés en astéroïdes au milieu du XIXe siècle »]</w:t>
       </w:r>
     </w:p>
     <w:tbl>
@@ -1171,7 +1223,7 @@
                 <w:sz w:val="20"/>
                 <w:szCs w:val="20"/>
               </w:rPr>
-              <w:t xml:space="preserve">1er janvier 1801</w:t>
+              <w:t xml:space="preserve">1801</w:t>
             </w:r>
           </w:p>
         </w:tc>
@@ -1192,7 +1244,7 @@
                 <w:sz w:val="20"/>
                 <w:szCs w:val="20"/>
               </w:rPr>
-              <w:t xml:space="preserve">Palerme</w:t>
+              <w:t xml:space="preserve">non précisé sur la page citée</w:t>
             </w:r>
           </w:p>
         </w:tc>
@@ -1666,7 +1718,20 @@
           <w:sz w:val="22"/>
           <w:szCs w:val="22"/>
         </w:rPr>
-        <w:t xml:space="preserve">, HTTP 200, 9 252 caractères, testé le 08/10/2026) : "Ceres is the largest object in the asteroid belt between Mars and Jupiter. […] Giuseppe Piazzi spotted it in 1801. Called an asteroid for many years, Ceres is so much bigger and so different from its rocky neighbors that scientists classified it as a dwarf planet." La NASA précise également que Cérès est "the only dwarf planet in the inner Solar System."</w:t>
+        <w:t xml:space="preserve">, HTTP 200, 9 252 caractères, testé le 08/10/2026) : "Ceres is the largest object in the asteroid belt between Mars and Jupiter. […] Giuseppe Piazzi spotted it in 1801. Called an asteroid for many years, Ceres is so much bigger and so different from its rocky neighbors that scientists classified it as a dwarf planet." La NASA précise également que Cérès est "the only dwarf planet in the inner solar system."</w:t>
+      </w:r>
+      <w:r>
+        <w:rPr>
+          <w:rFonts w:ascii="Times New Roman" w:cs="Times New Roman" w:eastAsia="Times New Roman" w:hAnsi="Times New Roman"/>
+          <w:b w:val="false"/>
+          <w:bCs w:val="false"/>
+          <w:i/>
+          <w:iCs/>
+          <w:color w:val="6B7280"/>
+          <w:sz w:val="20"/>
+          <w:szCs w:val="20"/>
+        </w:rPr>
+        <w:t xml:space="preserve"> [Corrigé le 08/10/2026 : la citation portait « inner Solar System » ; la page écrit « inner solar system », en minuscules. Rien d'autre ne change : la phrase est bien sur la page]</w:t>
       </w:r>
     </w:p>
     <w:p>
@@ -3676,6 +3741,176 @@
           <w:szCs w:val="22"/>
         </w:rPr>
         <w:t xml:space="preserve"> : conjonctions, carrés, oppositions · le « carré nodal » · comment le corpus articule les configurations entre les nœuds lunaires et les planètes du thème.</w:t>
+      </w:r>
+    </w:p>
+    <w:p>
+      <w:pPr>
+        <w:spacing w:before="360" w:after="160" w:line="276"/>
+      </w:pPr>
+      <w:r>
+        <w:rPr>
+          <w:rFonts w:ascii="Times New Roman" w:cs="Times New Roman" w:eastAsia="Times New Roman" w:hAnsi="Times New Roman"/>
+          <w:b/>
+          <w:bCs/>
+          <w:i w:val="false"/>
+          <w:iCs w:val="false"/>
+          <w:color w:val="1B3A6B"/>
+          <w:sz w:val="26"/>
+          <w:szCs w:val="26"/>
+        </w:rPr>
+        <w:t xml:space="preserve">📝 Journal des corrections (08/10/2026)</w:t>
+      </w:r>
+    </w:p>
+    <w:p>
+      <w:pPr>
+        <w:spacing w:after="120" w:line="276"/>
+        <w:jc w:val="both"/>
+      </w:pPr>
+      <w:r>
+        <w:rPr>
+          <w:rFonts w:ascii="Times New Roman" w:cs="Times New Roman" w:eastAsia="Times New Roman" w:hAnsi="Times New Roman"/>
+          <w:b w:val="false"/>
+          <w:bCs w:val="false"/>
+          <w:i w:val="false"/>
+          <w:iCs w:val="false"/>
+          <w:color w:val="1F2937"/>
+          <w:sz w:val="22"/>
+          <w:szCs w:val="22"/>
+        </w:rPr>
+        <w:t xml:space="preserve">Relecture du 08/10/2026. Ce document n'avait été vu par aucun contrôle : le run du 08/10 à 9h33 a dépassé son plafond de coût (3,0218 $ pour 3,00 $), est sorti en erreur et n'a lancé ni le contrôle commun ni l'étape 5 bis. Les dix pages ont été rouvertes avec un agent de navigateur, toutes en HTTP 200 ; les quatre fiches du MPC, le glossaire de l'IMCCE, les deux pages de la NASA et la page du corpus ont été recherchées phrase par phrase. Six corrections. Les formulations d'origine sont conservées ci-dessous et signalées dans le texte par un marqueur daté.</w:t>
+      </w:r>
+    </w:p>
+    <w:p>
+      <w:pPr>
+        <w:spacing w:after="120" w:line="276"/>
+        <w:jc w:val="both"/>
+      </w:pPr>
+      <w:r>
+        <w:rPr>
+          <w:rFonts w:ascii="Times New Roman" w:cs="Times New Roman" w:eastAsia="Times New Roman" w:hAnsi="Times New Roman"/>
+          <w:b w:val="false"/>
+          <w:bCs w:val="false"/>
+          <w:i w:val="false"/>
+          <w:iCs w:val="false"/>
+          <w:color w:val="1F2937"/>
+          <w:sz w:val="20"/>
+          <w:szCs w:val="20"/>
+        </w:rPr>
+        <w:t xml:space="preserve">1. ¶ sur l'apogée lunaire — « c'est un point géométrique, le foyer secondaire de l'ellipse orbitale (le foyer principal étant occupé par la Terre) » → « le point de l'orbite le plus éloigné du foyer de l'ellipse occupé par la Terre ». Motif : le glossaire de l'IMCCE, cité dans la phrase suivante, définit l'apoastre comme « le point le plus éloigné du foyer de l'ellipse occupé par le corps central » et renvoie « Apogée. Voir Apoastre. » L'apogée est sur l'ellipse, le second foyer est un point vide à l'intérieur : ce ne sont pas le même point.</w:t>
+      </w:r>
+    </w:p>
+    <w:p>
+      <w:pPr>
+        <w:spacing w:after="120" w:line="276"/>
+        <w:jc w:val="both"/>
+      </w:pPr>
+      <w:r>
+        <w:rPr>
+          <w:rFonts w:ascii="Times New Roman" w:cs="Times New Roman" w:eastAsia="Times New Roman" w:hAnsi="Times New Roman"/>
+          <w:b w:val="false"/>
+          <w:bCs w:val="false"/>
+          <w:i w:val="false"/>
+          <w:iCs w:val="false"/>
+          <w:color w:val="1F2937"/>
+          <w:sz w:val="20"/>
+          <w:szCs w:val="20"/>
+        </w:rPr>
+        <w:t xml:space="preserve">2. ¶ sur la précession des apsides — « environ 8,85 ans — constante astronomique standard liée à la précession des apsides, non relevée explicitement sur les pages citées (la page NASA traite le mois anomalistique et les perturbations, sans donner ce cycle global de précession) » → la valeur est désormais attribuée à la page NASA, qui l'énonce trois fois, dont « it takes 8.85 years (3231.6 days) for the line of apsides to make one complete revolution with respect to the stars ». Motif : réserve d'ignorance posée sur un chiffre que la source donne en toutes lettres.</w:t>
+      </w:r>
+    </w:p>
+    <w:p>
+      <w:pPr>
+        <w:spacing w:after="120" w:line="276"/>
+        <w:jc w:val="both"/>
+      </w:pPr>
+      <w:r>
+        <w:rPr>
+          <w:rFonts w:ascii="Times New Roman" w:cs="Times New Roman" w:eastAsia="Times New Roman" w:hAnsi="Times New Roman"/>
+          <w:b w:val="false"/>
+          <w:bCs w:val="false"/>
+          <w:i w:val="false"/>
+          <w:iCs w:val="false"/>
+          <w:color w:val="1F2937"/>
+          <w:sz w:val="20"/>
+          <w:szCs w:val="20"/>
+        </w:rPr>
+        <w:t xml:space="preserve">3. ¶ sur l'orbite lunaire — « une ellipse d'excentricité ~0,055 », sans source → « une ellipse d'excentricité moyenne 0,0549 », valeur lue dans la phrase même que la leçon cite plus bas (« an elliptical orbit with a mean eccentricity of 0.0549 »). Motif : chiffre juste, source disponible et non donnée.</w:t>
+      </w:r>
+    </w:p>
+    <w:p>
+      <w:pPr>
+        <w:spacing w:after="120" w:line="276"/>
+        <w:jc w:val="both"/>
+      </w:pPr>
+      <w:r>
+        <w:rPr>
+          <w:rFonts w:ascii="Times New Roman" w:cs="Times New Roman" w:eastAsia="Times New Roman" w:hAnsi="Times New Roman"/>
+          <w:b w:val="false"/>
+          <w:bCs w:val="false"/>
+          <w:i w:val="false"/>
+          <w:iCs w:val="false"/>
+          <w:color w:val="1F2937"/>
+          <w:sz w:val="20"/>
+          <w:szCs w:val="20"/>
+        </w:rPr>
+        <w:t xml:space="preserve">4. ¶ sur Cérès — la citation portait « the only dwarf planet in the inner Solar System » ; la page écrit « inner solar system », en minuscules. Motif : exactitude d'une citation entre guillemets.</w:t>
+      </w:r>
+    </w:p>
+    <w:p>
+      <w:pPr>
+        <w:spacing w:after="120" w:line="276"/>
+        <w:jc w:val="both"/>
+      </w:pPr>
+      <w:r>
+        <w:rPr>
+          <w:rFonts w:ascii="Times New Roman" w:cs="Times New Roman" w:eastAsia="Times New Roman" w:hAnsi="Times New Roman"/>
+          <w:b w:val="false"/>
+          <w:bCs w:val="false"/>
+          <w:i w:val="false"/>
+          <w:iCs w:val="false"/>
+          <w:color w:val="1F2937"/>
+          <w:sz w:val="20"/>
+          <w:szCs w:val="20"/>
+        </w:rPr>
+        <w:t xml:space="preserve">5. ¶ de présentation des quatre astéroïdes — « Leurs découvertes sont confirmées par les fiches du Centre des planètes mineures de l'UAI » → la phrase distingue désormais Pallas, Junon et Vesta, dont les fiches MPC sont citées, de Cérès, pour laquelle seule la page de la NASA est invoquée et ne donne que l'année. Motif : il n'y a aucune fiche MPC de Cérès parmi les dix sources. Deux énoncés du même paragraphe restent sans source sur les dix pages consultées et sont conservés en étant déclarés : « les premiers découverts après Uranus (1781) » et la reclassification « au milieu du XIXe siècle ».</w:t>
+      </w:r>
+    </w:p>
+    <w:p>
+      <w:pPr>
+        <w:spacing w:after="120" w:line="276"/>
+        <w:jc w:val="both"/>
+      </w:pPr>
+      <w:r>
+        <w:rPr>
+          <w:rFonts w:ascii="Times New Roman" w:cs="Times New Roman" w:eastAsia="Times New Roman" w:hAnsi="Times New Roman"/>
+          <w:b w:val="false"/>
+          <w:bCs w:val="false"/>
+          <w:i w:val="false"/>
+          <w:iCs w:val="false"/>
+          <w:color w:val="1F2937"/>
+          <w:sz w:val="20"/>
+          <w:szCs w:val="20"/>
+        </w:rPr>
+        <w:t xml:space="preserve">6. Tableau des découvertes, ligne Cérès — « 1er janvier 1801 » → « 1801 » et « Palerme » → « non précisé sur la page citée ». Motif : sur la page de la NASA, seule source invoquée pour Cérès, « january » et « Palermo » comptent zéro occurrence ; elle écrit « Giuseppe Piazzi spotted it in 1801 ».</w:t>
+      </w:r>
+    </w:p>
+    <w:p>
+      <w:pPr>
+        <w:spacing w:after="120" w:line="276"/>
+        <w:jc w:val="both"/>
+      </w:pPr>
+      <w:r>
+        <w:rPr>
+          <w:rFonts w:ascii="Times New Roman" w:cs="Times New Roman" w:eastAsia="Times New Roman" w:hAnsi="Times New Roman"/>
+          <w:b w:val="false"/>
+          <w:bCs w:val="false"/>
+          <w:i w:val="false"/>
+          <w:iCs w:val="false"/>
+          <w:color w:val="1F2937"/>
+          <w:sz w:val="20"/>
+          <w:szCs w:val="20"/>
+        </w:rPr>
+        <w:t xml:space="preserve">Non corrigé, et déclaré : l'étape 5 bis du job, rejouée à la main sur ce document, le refuse sur six motifs ⑤ (« Centre », « Citation », « Cérès » trois fois, « Alger »). Les six sont des faux positifs — cinq formes françaises de noms que les sources écrivent en anglais (Minor Planet Center, Ceres, Algiers) et une étiquette de section. C'est le contrôle qui est à corriger, pas le document.</w:t>
       </w:r>
     </w:p>
     <w:sectPr>

--- a/livrables/lecons/astrologie-karmique/2026-10-08_lecon-astrologie-karmique_10_lilith-points-fictifs-statut-objets.docx
+++ b/livrables/lecons/astrologie-karmique/2026-10-08_lecon-astrologie-karmique_10_lilith-points-fictifs-statut-objets.docx
@@ -652,7 +652,7 @@
             <w:szCs w:val="22"/>
             <w:u w:val="single" w:color="1155CC"/>
           </w:rPr>
-          <w:t xml:space="preserve">promenade.imcce.fr/fr/pages2/221.html</w:t>
+          <w:t xml:space="preserve">web.archive.org/web/20260901183225/promenade.imcce.fr/fr/pages2/221.html</w:t>
         </w:r>
       </w:hyperlink>
       <w:r>
@@ -666,7 +666,7 @@
           <w:sz w:val="22"/>
           <w:szCs w:val="22"/>
         </w:rPr>
-        <w:t xml:space="preserve">, HTTP 200, 51 138 caractères, testé le 08/10/2026) — le terme "apoastre" y apparaît 5 fois, en relation avec les notions d'ellipse et de foyer. L'apogée est le nom spécifique de l'apoastre quand le corps central est la Terre.</w:t>
+        <w:t xml:space="preserve">, HTTP 200, 51 138 caractères, lu le 08/10/2026 à son adresse d'origine et revérifié le 25/10/2026 sur cette archive) — le terme "apoastre" y apparaît 5 fois, en relation avec les notions d'ellipse et de foyer. L'apogée est le nom spécifique de l'apoastre quand le corps central est la Terre.</w:t>
       </w:r>
       <w:r>
         <w:rPr>
@@ -680,6 +680,19 @@
           <w:szCs w:val="20"/>
         </w:rPr>
         <w:t xml:space="preserve"> [Corrigé le 08/10/2026 : la leçon écrivait « le foyer secondaire de l'ellipse orbitale (le foyer principal étant occupé par la Terre) ». C'est faux, et le glossaire cité dans la phrase suivante le dit : « Apoastre. Sur une orbite elliptique, le point le plus éloigné du foyer de l'ellipse occupé par le corps central » et « Apogée. Voir Apoastre. » L'apogée est un point situé SUR l'ellipse ; le second foyer est un point vide à l'intérieur de l'ellipse, distinct de l'apogée. La conclusion du paragraphe — ce n'est pas un corps, c'est un point géométrique — est inchangée]</w:t>
+      </w:r>
+      <w:r>
+        <w:rPr>
+          <w:rFonts w:ascii="Times New Roman" w:cs="Times New Roman" w:eastAsia="Times New Roman" w:hAnsi="Times New Roman"/>
+          <w:b w:val="false"/>
+          <w:bCs w:val="false"/>
+          <w:i/>
+          <w:iCs/>
+          <w:color w:val="6B7280"/>
+          <w:sz w:val="20"/>
+          <w:szCs w:val="20"/>
+        </w:rPr>
+        <w:t xml:space="preserve"> [Corrigé le 25/10/2026 : l'adresse de ce glossaire était « promenade.imcce.fr/fr/pages2/221.html » ; le site de l'IMCCE ne répond plus depuis le 23/10/2026 (code 000, curl exit 28 avec et sans faisceau). La citation est maintenue, prise sur l'archive du 01/09/2026, où elle est vérifiée — même nombre de caractères utiles qu'à la lecture du 08/10.]</w:t>
       </w:r>
     </w:p>
     <w:p>
@@ -3272,7 +3285,7 @@
             <w:szCs w:val="22"/>
             <w:u w:val="single" w:color="1155CC"/>
           </w:rPr>
-          <w:t xml:space="preserve">IMCCE — Glossaire astronomique (promenade.imcce.fr/fr/pages2/221.html)</w:t>
+          <w:t xml:space="preserve">IMCCE — Glossaire astronomique (web.archive.org/web/20260901183225/promenade.imcce.fr/fr/pages2/221.html)</w:t>
         </w:r>
       </w:hyperlink>
       <w:r>
@@ -3286,7 +3299,20 @@
           <w:sz w:val="22"/>
           <w:szCs w:val="22"/>
         </w:rPr>
-        <w:t xml:space="preserve"> — HTTP 200, 51 138 caractères, testé le 08/10/2026. Définit l'apoastre dans le contexte des orbites elliptiques.</w:t>
+        <w:t xml:space="preserve"> — HTTP 200, 51 138 caractères, lu le 08/10/2026 à son adresse d'origine et revérifié le 25/10/2026 sur cette archive. Définit l'apoastre dans le contexte des orbites elliptiques.</w:t>
+      </w:r>
+      <w:r>
+        <w:rPr>
+          <w:rFonts w:ascii="Times New Roman" w:cs="Times New Roman" w:eastAsia="Times New Roman" w:hAnsi="Times New Roman"/>
+          <w:b w:val="false"/>
+          <w:bCs w:val="false"/>
+          <w:i/>
+          <w:iCs/>
+          <w:color w:val="6B7280"/>
+          <w:sz w:val="20"/>
+          <w:szCs w:val="20"/>
+        </w:rPr>
+        <w:t xml:space="preserve"> [Corrigé le 25/10/2026 : adresse d'origine « promenade.imcce.fr/fr/pages2/221.html », injoignable depuis le 23/10/2026.]</w:t>
       </w:r>
     </w:p>
     <w:p>
@@ -3911,6 +3937,25 @@
           <w:szCs w:val="20"/>
         </w:rPr>
         <w:t xml:space="preserve">Non corrigé, et déclaré : l'étape 5 bis du job, rejouée à la main sur ce document, le refuse sur six motifs ⑤ (« Centre », « Citation », « Cérès » trois fois, « Alger »). Les six sont des faux positifs — cinq formes françaises de noms que les sources écrivent en anglais (Minor Planet Center, Ceres, Algiers) et une étiquette de section. C'est le contrôle qui est à corriger, pas le document.</w:t>
+      </w:r>
+    </w:p>
+    <w:p>
+      <w:pPr>
+        <w:spacing w:after="120" w:line="276"/>
+        <w:jc w:val="both"/>
+      </w:pPr>
+      <w:r>
+        <w:rPr>
+          <w:rFonts w:ascii="Times New Roman" w:cs="Times New Roman" w:eastAsia="Times New Roman" w:hAnsi="Times New Roman"/>
+          <w:b w:val="false"/>
+          <w:bCs w:val="false"/>
+          <w:i w:val="false"/>
+          <w:iCs w:val="false"/>
+          <w:color w:val="1F2937"/>
+          <w:sz w:val="20"/>
+          <w:szCs w:val="20"/>
+        </w:rPr>
+        <w:t xml:space="preserve">7. ¶ sur l'apogée lunaire et ligne « IMCCE — Glossaire astronomique » des ressources — l'adresse citée était « promenade.imcce.fr/fr/pages2/221.html ». Le site de l'IMCCE ne répond plus depuis le 23/10/2026 : code 000 après trois essais, curl exit 28 avec ET sans le faisceau de certificats, et www.imcce.fr est muet aussi — ce n'est donc ni un défaut de notre pile TLS ni un défaut du document, mais une panne du site, et la page n'est plus vérifiable à son adresse d'origine. Elle est désormais citée dans l'archive du 01/09/2026 : web.archive.org/web/20260901183225/promenade.imcce.fr/fr/pages2/221.html. Mesuré le 25/10/2026 sur cette archive — HTTP 200 et 51 138 caractères utiles, soit le chiffre exact que ce document annonçait pour la lecture du 08/10/2026 ; « apoastre » y apparaît 5 fois, comme annoncé ; les deux définitions citées par le marqueur du 08/10 y sont présentes. Et l'instantané du 01/09/2026 porte la même empreinte que celui du 06/03/2025 : le glossaire n'a pas changé entre les deux, donc l'archive représente fidèlement ce qui a été lu le 08/10. Aucun propos du document n'est modifié : seule l'adresse change. ⛔ Et ce livrable ne peut pas être republié par son job : astrologie-karmique-lecon a été supprimé le 22/10/2026, parcours fermé à 12 leçons. La voie de la relance n'existe donc plus, et la déclaration est la seule possible : l'exécution du 08/10/2026 a crevé son plafond de coût (3,0218 $ pour 3,00 $, error_max_budget_usd, exit 1) et n'a lancé aucun contrôle ; les contrôles rejoués à la main, hors du job, le 08/10 puis le 25/10/2026, rendent controle_attributions exit 3 et 0 bloquant les deux fois, et l'étape 5 bis « OK » le 25/10.</w:t>
       </w:r>
     </w:p>
     <w:sectPr>
